--- a/code/reports/flightsMainReport.docx
+++ b/code/reports/flightsMainReport.docx
@@ -28,7 +28,6 @@
         </w:rPr>
         <w:t xml:space="preserve">по рейсам </w:t>
       </w:r>
-      <w:proofErr w:type="gramStart"/>
       <w:r>
         <w:rPr>
           <w:rFonts w:ascii="Times New Roman" w:hAnsi="Times New Roman" w:cs="Times New Roman"/>
@@ -56,7 +55,6 @@
         <w:t>ate</w:t>
       </w:r>
       <w:proofErr w:type="spellEnd"/>
-      <w:proofErr w:type="gramEnd"/>
       <w:r>
         <w:rPr>
           <w:rFonts w:ascii="Times New Roman" w:hAnsi="Times New Roman" w:cs="Times New Roman"/>
@@ -83,6 +81,7 @@
           <w:rFonts w:ascii="Times New Roman" w:hAnsi="Times New Roman" w:cs="Times New Roman"/>
           <w:sz w:val="36"/>
           <w:szCs w:val="36"/>
+          <w:lang w:val="en-US"/>
         </w:rPr>
       </w:pPr>
       <w:r>
@@ -93,7 +92,6 @@
         </w:rPr>
         <w:t xml:space="preserve">Выгрузка отчета произведена за период от </w:t>
       </w:r>
-      <w:proofErr w:type="gramStart"/>
       <w:r>
         <w:rPr>
           <w:rFonts w:ascii="Times New Roman" w:hAnsi="Times New Roman" w:cs="Times New Roman"/>
@@ -121,23 +119,13 @@
         <w:t>ateFrom</w:t>
       </w:r>
       <w:proofErr w:type="spellEnd"/>
-      <w:proofErr w:type="gramEnd"/>
       <w:r>
         <w:rPr>
           <w:rFonts w:ascii="Times New Roman" w:hAnsi="Times New Roman" w:cs="Times New Roman"/>
           <w:sz w:val="36"/>
           <w:szCs w:val="36"/>
         </w:rPr>
-        <w:t xml:space="preserve"> }} </w:t>
-      </w:r>
-      <w:proofErr w:type="gramStart"/>
-      <w:r>
-        <w:rPr>
-          <w:rFonts w:ascii="Times New Roman" w:hAnsi="Times New Roman" w:cs="Times New Roman"/>
-          <w:sz w:val="36"/>
-          <w:szCs w:val="36"/>
-        </w:rPr>
-        <w:t xml:space="preserve">{{ </w:t>
+        <w:t xml:space="preserve"> }} {{ </w:t>
       </w:r>
       <w:proofErr w:type="spellStart"/>
       <w:r>
@@ -150,7 +138,6 @@
         <w:t>timeFrom</w:t>
       </w:r>
       <w:proofErr w:type="spellEnd"/>
-      <w:proofErr w:type="gramEnd"/>
       <w:r>
         <w:rPr>
           <w:rFonts w:ascii="Times New Roman" w:hAnsi="Times New Roman" w:cs="Times New Roman"/>
@@ -167,7 +154,6 @@
         </w:rPr>
         <w:t xml:space="preserve">до </w:t>
       </w:r>
-      <w:proofErr w:type="gramStart"/>
       <w:r>
         <w:rPr>
           <w:rFonts w:ascii="Times New Roman" w:hAnsi="Times New Roman" w:cs="Times New Roman"/>
@@ -187,23 +173,13 @@
         <w:t>dateUntil</w:t>
       </w:r>
       <w:proofErr w:type="spellEnd"/>
-      <w:proofErr w:type="gramEnd"/>
       <w:r>
         <w:rPr>
           <w:rFonts w:ascii="Times New Roman" w:hAnsi="Times New Roman" w:cs="Times New Roman"/>
           <w:sz w:val="36"/>
           <w:szCs w:val="36"/>
         </w:rPr>
-        <w:t xml:space="preserve"> }} </w:t>
-      </w:r>
-      <w:proofErr w:type="gramStart"/>
-      <w:r>
-        <w:rPr>
-          <w:rFonts w:ascii="Times New Roman" w:hAnsi="Times New Roman" w:cs="Times New Roman"/>
-          <w:sz w:val="36"/>
-          <w:szCs w:val="36"/>
-        </w:rPr>
-        <w:t xml:space="preserve">{{ </w:t>
+        <w:t xml:space="preserve"> }} {{ </w:t>
       </w:r>
       <w:proofErr w:type="spellStart"/>
       <w:r>
@@ -216,7 +192,6 @@
         <w:t>timeUntil</w:t>
       </w:r>
       <w:proofErr w:type="spellEnd"/>
-      <w:proofErr w:type="gramEnd"/>
       <w:r>
         <w:rPr>
           <w:rFonts w:ascii="Times New Roman" w:hAnsi="Times New Roman" w:cs="Times New Roman"/>
@@ -225,1066 +200,6 @@
         </w:rPr>
         <w:t xml:space="preserve"> }}</w:t>
       </w:r>
-    </w:p>
-    <w:p>
-      <w:pPr>
-        <w:pStyle w:val="a5"/>
-        <w:rPr>
-          <w:rFonts w:ascii="Times New Roman" w:hAnsi="Times New Roman" w:cs="Times New Roman"/>
-          <w:sz w:val="36"/>
-          <w:szCs w:val="36"/>
-        </w:rPr>
-      </w:pPr>
-    </w:p>
-    <w:tbl>
-      <w:tblPr>
-        <w:tblStyle w:val="TableNormal"/>
-        <w:tblW w:w="15735" w:type="dxa"/>
-        <w:tblInd w:w="-570" w:type="dxa"/>
-        <w:tblBorders>
-          <w:top w:val="single" w:sz="2" w:space="0" w:color="000000"/>
-          <w:left w:val="single" w:sz="2" w:space="0" w:color="000000"/>
-          <w:bottom w:val="single" w:sz="2" w:space="0" w:color="000000"/>
-          <w:right w:val="single" w:sz="2" w:space="0" w:color="000000"/>
-          <w:insideH w:val="single" w:sz="2" w:space="0" w:color="000000"/>
-          <w:insideV w:val="single" w:sz="2" w:space="0" w:color="000000"/>
-        </w:tblBorders>
-        <w:tblLayout w:type="fixed"/>
-        <w:tblLook w:val="04A0" w:firstRow="1" w:lastRow="0" w:firstColumn="1" w:lastColumn="0" w:noHBand="0" w:noVBand="1"/>
-      </w:tblPr>
-      <w:tblGrid>
-        <w:gridCol w:w="567"/>
-        <w:gridCol w:w="851"/>
-        <w:gridCol w:w="1134"/>
-        <w:gridCol w:w="1417"/>
-        <w:gridCol w:w="1419"/>
-        <w:gridCol w:w="2550"/>
-        <w:gridCol w:w="2552"/>
-        <w:gridCol w:w="1701"/>
-        <w:gridCol w:w="1134"/>
-        <w:gridCol w:w="2410"/>
-      </w:tblGrid>
-      <w:tr>
-        <w:trPr>
-          <w:trHeight w:val="1201"/>
-        </w:trPr>
-        <w:tc>
-          <w:tcPr>
-            <w:tcW w:w="567" w:type="dxa"/>
-            <w:tcBorders>
-              <w:top w:val="single" w:sz="2" w:space="0" w:color="000000"/>
-              <w:left w:val="single" w:sz="2" w:space="0" w:color="000000"/>
-              <w:bottom w:val="single" w:sz="2" w:space="0" w:color="000000"/>
-              <w:right w:val="single" w:sz="2" w:space="0" w:color="000000"/>
-            </w:tcBorders>
-            <w:tcMar>
-              <w:top w:w="80" w:type="dxa"/>
-              <w:left w:w="80" w:type="dxa"/>
-              <w:bottom w:w="80" w:type="dxa"/>
-              <w:right w:w="80" w:type="dxa"/>
-            </w:tcMar>
-          </w:tcPr>
-          <w:p>
-            <w:pPr>
-              <w:pStyle w:val="2"/>
-            </w:pPr>
-            <w:r>
-              <w:rPr>
-                <w:rFonts w:eastAsia="Arial Unicode MS" w:cs="Arial Unicode MS"/>
-              </w:rPr>
-              <w:t>№</w:t>
-            </w:r>
-          </w:p>
-        </w:tc>
-        <w:tc>
-          <w:tcPr>
-            <w:tcW w:w="851" w:type="dxa"/>
-            <w:tcBorders>
-              <w:top w:val="single" w:sz="2" w:space="0" w:color="000000"/>
-              <w:left w:val="single" w:sz="2" w:space="0" w:color="000000"/>
-              <w:bottom w:val="single" w:sz="2" w:space="0" w:color="000000"/>
-              <w:right w:val="single" w:sz="2" w:space="0" w:color="000000"/>
-            </w:tcBorders>
-            <w:tcMar>
-              <w:top w:w="80" w:type="dxa"/>
-              <w:left w:w="80" w:type="dxa"/>
-              <w:bottom w:w="80" w:type="dxa"/>
-              <w:right w:w="80" w:type="dxa"/>
-            </w:tcMar>
-          </w:tcPr>
-          <w:p>
-            <w:pPr>
-              <w:pStyle w:val="2"/>
-            </w:pPr>
-            <w:r>
-              <w:rPr>
-                <w:rFonts w:eastAsia="Arial Unicode MS" w:cs="Arial Unicode MS"/>
-              </w:rPr>
-              <w:t>Номер рейса</w:t>
-            </w:r>
-          </w:p>
-        </w:tc>
-        <w:tc>
-          <w:tcPr>
-            <w:tcW w:w="1134" w:type="dxa"/>
-            <w:tcBorders>
-              <w:top w:val="single" w:sz="2" w:space="0" w:color="000000"/>
-              <w:left w:val="single" w:sz="2" w:space="0" w:color="000000"/>
-              <w:bottom w:val="single" w:sz="2" w:space="0" w:color="000000"/>
-              <w:right w:val="single" w:sz="2" w:space="0" w:color="000000"/>
-            </w:tcBorders>
-            <w:tcMar>
-              <w:top w:w="80" w:type="dxa"/>
-              <w:left w:w="80" w:type="dxa"/>
-              <w:bottom w:w="80" w:type="dxa"/>
-              <w:right w:w="80" w:type="dxa"/>
-            </w:tcMar>
-          </w:tcPr>
-          <w:p>
-            <w:pPr>
-              <w:pStyle w:val="2"/>
-            </w:pPr>
-            <w:r>
-              <w:rPr>
-                <w:rFonts w:eastAsia="Arial Unicode MS" w:cs="Arial Unicode MS"/>
-              </w:rPr>
-              <w:t>Компания</w:t>
-            </w:r>
-          </w:p>
-        </w:tc>
-        <w:tc>
-          <w:tcPr>
-            <w:tcW w:w="1417" w:type="dxa"/>
-            <w:tcBorders>
-              <w:top w:val="single" w:sz="2" w:space="0" w:color="000000"/>
-              <w:left w:val="single" w:sz="2" w:space="0" w:color="000000"/>
-              <w:bottom w:val="single" w:sz="2" w:space="0" w:color="000000"/>
-              <w:right w:val="single" w:sz="2" w:space="0" w:color="000000"/>
-            </w:tcBorders>
-            <w:tcMar>
-              <w:top w:w="80" w:type="dxa"/>
-              <w:left w:w="80" w:type="dxa"/>
-              <w:bottom w:w="80" w:type="dxa"/>
-              <w:right w:w="80" w:type="dxa"/>
-            </w:tcMar>
-          </w:tcPr>
-          <w:p>
-            <w:pPr>
-              <w:pStyle w:val="2"/>
-            </w:pPr>
-            <w:r>
-              <w:rPr>
-                <w:rFonts w:eastAsia="Arial Unicode MS" w:cs="Arial Unicode MS"/>
-              </w:rPr>
-              <w:t>Аэропорт отправления</w:t>
-            </w:r>
-          </w:p>
-        </w:tc>
-        <w:tc>
-          <w:tcPr>
-            <w:tcW w:w="1419" w:type="dxa"/>
-            <w:tcBorders>
-              <w:top w:val="single" w:sz="2" w:space="0" w:color="000000"/>
-              <w:left w:val="single" w:sz="2" w:space="0" w:color="000000"/>
-              <w:bottom w:val="single" w:sz="2" w:space="0" w:color="000000"/>
-              <w:right w:val="single" w:sz="2" w:space="0" w:color="000000"/>
-            </w:tcBorders>
-            <w:tcMar>
-              <w:top w:w="80" w:type="dxa"/>
-              <w:left w:w="80" w:type="dxa"/>
-              <w:bottom w:w="80" w:type="dxa"/>
-              <w:right w:w="80" w:type="dxa"/>
-            </w:tcMar>
-          </w:tcPr>
-          <w:p>
-            <w:pPr>
-              <w:pStyle w:val="2"/>
-            </w:pPr>
-            <w:r>
-              <w:rPr>
-                <w:rFonts w:eastAsia="Arial Unicode MS" w:cs="Arial Unicode MS"/>
-              </w:rPr>
-              <w:t>Аэропорт прибытия</w:t>
-            </w:r>
-          </w:p>
-        </w:tc>
-        <w:tc>
-          <w:tcPr>
-            <w:tcW w:w="2550" w:type="dxa"/>
-            <w:tcBorders>
-              <w:top w:val="single" w:sz="2" w:space="0" w:color="000000"/>
-              <w:left w:val="single" w:sz="2" w:space="0" w:color="000000"/>
-              <w:bottom w:val="single" w:sz="2" w:space="0" w:color="000000"/>
-              <w:right w:val="single" w:sz="2" w:space="0" w:color="000000"/>
-            </w:tcBorders>
-            <w:tcMar>
-              <w:top w:w="80" w:type="dxa"/>
-              <w:left w:w="80" w:type="dxa"/>
-              <w:bottom w:w="80" w:type="dxa"/>
-              <w:right w:w="80" w:type="dxa"/>
-            </w:tcMar>
-          </w:tcPr>
-          <w:p>
-            <w:pPr>
-              <w:pStyle w:val="2"/>
-            </w:pPr>
-            <w:r>
-              <w:rPr>
-                <w:rFonts w:eastAsia="Arial Unicode MS" w:cs="Arial Unicode MS"/>
-              </w:rPr>
-              <w:t>Дата и время вылета по расписанию/</w:t>
-            </w:r>
-            <w:r>
-              <w:rPr>
-                <w:rFonts w:ascii="Times New Roman" w:eastAsia="Arial Unicode MS" w:hAnsi="Times New Roman" w:cs="Arial Unicode MS"/>
-              </w:rPr>
-              <w:t>ф</w:t>
-            </w:r>
-            <w:r>
-              <w:rPr>
-                <w:rFonts w:eastAsia="Arial Unicode MS" w:cs="Arial Unicode MS"/>
-              </w:rPr>
-              <w:t>актическое</w:t>
-            </w:r>
-          </w:p>
-        </w:tc>
-        <w:tc>
-          <w:tcPr>
-            <w:tcW w:w="2552" w:type="dxa"/>
-            <w:tcBorders>
-              <w:top w:val="single" w:sz="2" w:space="0" w:color="000000"/>
-              <w:left w:val="single" w:sz="2" w:space="0" w:color="000000"/>
-              <w:bottom w:val="single" w:sz="2" w:space="0" w:color="000000"/>
-              <w:right w:val="single" w:sz="2" w:space="0" w:color="000000"/>
-            </w:tcBorders>
-            <w:tcMar>
-              <w:top w:w="80" w:type="dxa"/>
-              <w:left w:w="80" w:type="dxa"/>
-              <w:bottom w:w="80" w:type="dxa"/>
-              <w:right w:w="80" w:type="dxa"/>
-            </w:tcMar>
-          </w:tcPr>
-          <w:p>
-            <w:pPr>
-              <w:pStyle w:val="2"/>
-            </w:pPr>
-            <w:r>
-              <w:rPr>
-                <w:rFonts w:eastAsia="Arial Unicode MS" w:cs="Arial Unicode MS"/>
-              </w:rPr>
-              <w:t xml:space="preserve">Дата и время </w:t>
-            </w:r>
-            <w:r>
-              <w:rPr>
-                <w:rFonts w:eastAsia="Arial Unicode MS" w:cs="Arial Unicode MS"/>
-              </w:rPr>
-              <w:t xml:space="preserve">посадки </w:t>
-            </w:r>
-            <w:r>
-              <w:rPr>
-                <w:rFonts w:eastAsia="Arial Unicode MS" w:cs="Arial Unicode MS"/>
-              </w:rPr>
-              <w:t>по расписанию/</w:t>
-            </w:r>
-            <w:r>
-              <w:rPr>
-                <w:rFonts w:ascii="Times New Roman" w:eastAsia="Arial Unicode MS" w:hAnsi="Times New Roman" w:cs="Arial Unicode MS"/>
-              </w:rPr>
-              <w:t>ф</w:t>
-            </w:r>
-            <w:r>
-              <w:rPr>
-                <w:rFonts w:eastAsia="Arial Unicode MS" w:cs="Arial Unicode MS"/>
-              </w:rPr>
-              <w:t>актическое</w:t>
-            </w:r>
-          </w:p>
-        </w:tc>
-        <w:tc>
-          <w:tcPr>
-            <w:tcW w:w="1701" w:type="dxa"/>
-          </w:tcPr>
-          <w:p>
-            <w:pPr>
-              <w:pStyle w:val="2"/>
-              <w:ind w:left="135" w:hanging="135"/>
-              <w:rPr>
-                <w:rFonts w:eastAsia="Arial Unicode MS" w:cs="Arial Unicode MS"/>
-              </w:rPr>
-            </w:pPr>
-            <w:r>
-              <w:rPr>
-                <w:rFonts w:eastAsia="Arial Unicode MS" w:cs="Arial Unicode MS"/>
-              </w:rPr>
-              <w:t xml:space="preserve"> Статус рейса</w:t>
-            </w:r>
-          </w:p>
-        </w:tc>
-        <w:tc>
-          <w:tcPr>
-            <w:tcW w:w="1134" w:type="dxa"/>
-          </w:tcPr>
-          <w:p>
-            <w:pPr>
-              <w:pStyle w:val="2"/>
-              <w:ind w:left="137"/>
-              <w:rPr>
-                <w:rFonts w:eastAsia="Arial Unicode MS" w:cs="Arial Unicode MS"/>
-              </w:rPr>
-            </w:pPr>
-            <w:r>
-              <w:rPr>
-                <w:rFonts w:eastAsia="Arial Unicode MS" w:cs="Arial Unicode MS"/>
-              </w:rPr>
-              <w:t>Задержка в</w:t>
-            </w:r>
-            <w:r>
-              <w:rPr>
-                <w:rFonts w:ascii="Times New Roman" w:eastAsia="Arial Unicode MS" w:hAnsi="Times New Roman" w:cs="Arial Unicode MS"/>
-              </w:rPr>
-              <w:t xml:space="preserve"> </w:t>
-            </w:r>
-            <w:r>
-              <w:rPr>
-                <w:rFonts w:eastAsia="Arial Unicode MS" w:cs="Arial Unicode MS"/>
-              </w:rPr>
-              <w:t>минутах</w:t>
-            </w:r>
-          </w:p>
-        </w:tc>
-        <w:tc>
-          <w:tcPr>
-            <w:tcW w:w="2410" w:type="dxa"/>
-          </w:tcPr>
-          <w:p>
-            <w:pPr>
-              <w:pStyle w:val="2"/>
-              <w:ind w:left="137"/>
-              <w:rPr>
-                <w:rFonts w:eastAsia="Arial Unicode MS" w:cs="Arial Unicode MS"/>
-              </w:rPr>
-            </w:pPr>
-            <w:r>
-              <w:rPr>
-                <w:rFonts w:eastAsia="Arial Unicode MS" w:cs="Arial Unicode MS"/>
-              </w:rPr>
-              <w:t>Причина отмены рейса</w:t>
-            </w:r>
-          </w:p>
-        </w:tc>
-      </w:tr>
-      <w:tr>
-        <w:trPr>
-          <w:trHeight w:val="2189"/>
-        </w:trPr>
-        <w:tc>
-          <w:tcPr>
-            <w:tcW w:w="567" w:type="dxa"/>
-            <w:tcBorders>
-              <w:top w:val="single" w:sz="2" w:space="0" w:color="000000"/>
-              <w:left w:val="single" w:sz="2" w:space="0" w:color="000000"/>
-              <w:bottom w:val="single" w:sz="2" w:space="0" w:color="000000"/>
-              <w:right w:val="single" w:sz="2" w:space="0" w:color="000000"/>
-            </w:tcBorders>
-            <w:shd w:val="clear" w:color="auto" w:fill="F5F5F5"/>
-            <w:tcMar>
-              <w:top w:w="80" w:type="dxa"/>
-              <w:left w:w="80" w:type="dxa"/>
-              <w:bottom w:w="80" w:type="dxa"/>
-              <w:right w:w="80" w:type="dxa"/>
-            </w:tcMar>
-          </w:tcPr>
-          <w:p>
-            <w:pPr>
-              <w:pStyle w:val="a4"/>
-              <w:jc w:val="center"/>
-            </w:pPr>
-            <w:proofErr w:type="gramStart"/>
-            <w:r>
-              <w:rPr>
-                <w:sz w:val="20"/>
-                <w:szCs w:val="20"/>
-              </w:rPr>
-              <w:t xml:space="preserve">{{ </w:t>
-            </w:r>
-            <w:r>
-              <w:rPr>
-                <w:sz w:val="20"/>
-                <w:szCs w:val="20"/>
-                <w:lang w:val="en-US"/>
-              </w:rPr>
-              <w:t>id</w:t>
-            </w:r>
-            <w:proofErr w:type="gramEnd"/>
-            <w:r>
-              <w:rPr>
-                <w:sz w:val="20"/>
-                <w:szCs w:val="20"/>
-              </w:rPr>
-              <w:t xml:space="preserve"> </w:t>
-            </w:r>
-            <w:r>
-              <w:rPr>
-                <w:sz w:val="20"/>
-                <w:szCs w:val="20"/>
-              </w:rPr>
-              <w:t>}}</w:t>
-            </w:r>
-          </w:p>
-        </w:tc>
-        <w:tc>
-          <w:tcPr>
-            <w:tcW w:w="851" w:type="dxa"/>
-            <w:tcBorders>
-              <w:top w:val="single" w:sz="2" w:space="0" w:color="000000"/>
-              <w:left w:val="single" w:sz="2" w:space="0" w:color="000000"/>
-              <w:bottom w:val="single" w:sz="2" w:space="0" w:color="000000"/>
-              <w:right w:val="single" w:sz="2" w:space="0" w:color="000000"/>
-            </w:tcBorders>
-            <w:shd w:val="clear" w:color="auto" w:fill="F5F5F5"/>
-            <w:tcMar>
-              <w:top w:w="80" w:type="dxa"/>
-              <w:left w:w="80" w:type="dxa"/>
-              <w:bottom w:w="80" w:type="dxa"/>
-              <w:right w:w="80" w:type="dxa"/>
-            </w:tcMar>
-          </w:tcPr>
-          <w:p>
-            <w:pPr>
-              <w:pStyle w:val="2"/>
-              <w:rPr>
-                <w:b/>
-                <w:bCs/>
-              </w:rPr>
-            </w:pPr>
-            <w:proofErr w:type="gramStart"/>
-            <w:r>
-              <w:rPr>
-                <w:rFonts w:eastAsia="Arial Unicode MS" w:cs="Arial Unicode MS"/>
-                <w:b/>
-                <w:bCs/>
-              </w:rPr>
-              <w:t xml:space="preserve">{{ </w:t>
-            </w:r>
-            <w:proofErr w:type="spellStart"/>
-            <w:r>
-              <w:rPr>
-                <w:rFonts w:eastAsia="Arial Unicode MS" w:cs="Arial Unicode MS"/>
-                <w:b/>
-                <w:bCs/>
-                <w:lang w:val="en-US"/>
-              </w:rPr>
-              <w:t>fly</w:t>
-            </w:r>
-            <w:r>
-              <w:rPr>
-                <w:rFonts w:eastAsia="Arial Unicode MS" w:cs="Arial Unicode MS"/>
-                <w:b/>
-                <w:bCs/>
-                <w:lang w:val="en-US"/>
-              </w:rPr>
-              <w:t>N</w:t>
-            </w:r>
-            <w:r>
-              <w:rPr>
-                <w:rFonts w:eastAsia="Arial Unicode MS" w:cs="Arial Unicode MS"/>
-                <w:b/>
-                <w:bCs/>
-                <w:lang w:val="en-US"/>
-              </w:rPr>
-              <w:t>um</w:t>
-            </w:r>
-            <w:proofErr w:type="spellEnd"/>
-            <w:proofErr w:type="gramEnd"/>
-            <w:r>
-              <w:rPr>
-                <w:rFonts w:eastAsia="Arial Unicode MS" w:cs="Arial Unicode MS"/>
-                <w:b/>
-                <w:bCs/>
-              </w:rPr>
-              <w:t xml:space="preserve"> }}</w:t>
-            </w:r>
-          </w:p>
-        </w:tc>
-        <w:tc>
-          <w:tcPr>
-            <w:tcW w:w="1134" w:type="dxa"/>
-            <w:tcBorders>
-              <w:top w:val="single" w:sz="2" w:space="0" w:color="000000"/>
-              <w:left w:val="single" w:sz="2" w:space="0" w:color="000000"/>
-              <w:bottom w:val="single" w:sz="2" w:space="0" w:color="000000"/>
-              <w:right w:val="single" w:sz="2" w:space="0" w:color="000000"/>
-            </w:tcBorders>
-            <w:shd w:val="clear" w:color="auto" w:fill="F5F5F5"/>
-            <w:tcMar>
-              <w:top w:w="80" w:type="dxa"/>
-              <w:left w:w="80" w:type="dxa"/>
-              <w:bottom w:w="80" w:type="dxa"/>
-              <w:right w:w="80" w:type="dxa"/>
-            </w:tcMar>
-          </w:tcPr>
-          <w:p>
-            <w:pPr>
-              <w:pStyle w:val="2"/>
-              <w:rPr>
-                <w:b/>
-                <w:bCs/>
-              </w:rPr>
-            </w:pPr>
-            <w:proofErr w:type="gramStart"/>
-            <w:r>
-              <w:rPr>
-                <w:rFonts w:eastAsia="Arial Unicode MS" w:cs="Arial Unicode MS"/>
-                <w:b/>
-                <w:bCs/>
-              </w:rPr>
-              <w:t xml:space="preserve">{{ </w:t>
-            </w:r>
-            <w:r>
-              <w:rPr>
-                <w:rFonts w:eastAsia="Arial Unicode MS" w:cs="Arial Unicode MS"/>
-                <w:b/>
-                <w:bCs/>
-                <w:lang w:val="en-US"/>
-              </w:rPr>
-              <w:t>company</w:t>
-            </w:r>
-            <w:proofErr w:type="gramEnd"/>
-            <w:r>
-              <w:rPr>
-                <w:rFonts w:eastAsia="Arial Unicode MS" w:cs="Arial Unicode MS"/>
-                <w:b/>
-                <w:bCs/>
-                <w:lang w:val="en-US"/>
-              </w:rPr>
-              <w:t xml:space="preserve"> </w:t>
-            </w:r>
-            <w:r>
-              <w:rPr>
-                <w:rFonts w:eastAsia="Arial Unicode MS" w:cs="Arial Unicode MS"/>
-                <w:b/>
-                <w:bCs/>
-              </w:rPr>
-              <w:t>}}</w:t>
-            </w:r>
-          </w:p>
-        </w:tc>
-        <w:tc>
-          <w:tcPr>
-            <w:tcW w:w="1417" w:type="dxa"/>
-            <w:tcBorders>
-              <w:top w:val="single" w:sz="2" w:space="0" w:color="000000"/>
-              <w:left w:val="single" w:sz="2" w:space="0" w:color="000000"/>
-              <w:bottom w:val="single" w:sz="2" w:space="0" w:color="000000"/>
-              <w:right w:val="single" w:sz="2" w:space="0" w:color="000000"/>
-            </w:tcBorders>
-            <w:shd w:val="clear" w:color="auto" w:fill="F5F5F5"/>
-            <w:tcMar>
-              <w:top w:w="80" w:type="dxa"/>
-              <w:left w:w="80" w:type="dxa"/>
-              <w:bottom w:w="80" w:type="dxa"/>
-              <w:right w:w="80" w:type="dxa"/>
-            </w:tcMar>
-          </w:tcPr>
-          <w:p>
-            <w:pPr>
-              <w:pStyle w:val="2"/>
-              <w:rPr>
-                <w:b/>
-                <w:bCs/>
-                <w:lang w:val="en-US"/>
-              </w:rPr>
-            </w:pPr>
-            <w:r>
-              <w:rPr>
-                <w:b/>
-                <w:bCs/>
-                <w:lang w:val="en-US"/>
-              </w:rPr>
-              <w:t>{{</w:t>
-            </w:r>
-            <w:r>
-              <w:rPr>
-                <w:b/>
-                <w:bCs/>
-                <w:lang w:val="en-US"/>
-              </w:rPr>
-              <w:t xml:space="preserve"> </w:t>
-            </w:r>
-            <w:proofErr w:type="spellStart"/>
-            <w:r>
-              <w:rPr>
-                <w:b/>
-                <w:bCs/>
-                <w:lang w:val="en-US"/>
-              </w:rPr>
-              <w:t>airportDep</w:t>
-            </w:r>
-            <w:proofErr w:type="spellEnd"/>
-            <w:r>
-              <w:rPr>
-                <w:b/>
-                <w:bCs/>
-                <w:lang w:val="en-US"/>
-              </w:rPr>
-              <w:t xml:space="preserve"> </w:t>
-            </w:r>
-            <w:r>
-              <w:rPr>
-                <w:b/>
-                <w:bCs/>
-                <w:lang w:val="en-US"/>
-              </w:rPr>
-              <w:t>}}</w:t>
-            </w:r>
-          </w:p>
-        </w:tc>
-        <w:tc>
-          <w:tcPr>
-            <w:tcW w:w="1419" w:type="dxa"/>
-            <w:tcBorders>
-              <w:top w:val="single" w:sz="2" w:space="0" w:color="000000"/>
-              <w:left w:val="single" w:sz="2" w:space="0" w:color="000000"/>
-              <w:bottom w:val="single" w:sz="2" w:space="0" w:color="000000"/>
-              <w:right w:val="single" w:sz="2" w:space="0" w:color="000000"/>
-            </w:tcBorders>
-            <w:shd w:val="clear" w:color="auto" w:fill="F5F5F5"/>
-            <w:tcMar>
-              <w:top w:w="80" w:type="dxa"/>
-              <w:left w:w="80" w:type="dxa"/>
-              <w:bottom w:w="80" w:type="dxa"/>
-              <w:right w:w="80" w:type="dxa"/>
-            </w:tcMar>
-          </w:tcPr>
-          <w:p>
-            <w:pPr>
-              <w:pStyle w:val="2"/>
-              <w:rPr>
-                <w:b/>
-                <w:bCs/>
-              </w:rPr>
-            </w:pPr>
-            <w:proofErr w:type="gramStart"/>
-            <w:r>
-              <w:rPr>
-                <w:rFonts w:eastAsia="Arial Unicode MS" w:cs="Arial Unicode MS"/>
-                <w:b/>
-                <w:bCs/>
-              </w:rPr>
-              <w:t xml:space="preserve">{{ </w:t>
-            </w:r>
-            <w:proofErr w:type="spellStart"/>
-            <w:r>
-              <w:rPr>
-                <w:rFonts w:eastAsia="Arial Unicode MS" w:cs="Arial Unicode MS"/>
-                <w:b/>
-                <w:bCs/>
-                <w:lang w:val="en-US"/>
-              </w:rPr>
-              <w:t>airport</w:t>
-            </w:r>
-            <w:r>
-              <w:rPr>
-                <w:rFonts w:eastAsia="Arial Unicode MS" w:cs="Arial Unicode MS"/>
-                <w:b/>
-                <w:bCs/>
-                <w:lang w:val="en-US"/>
-              </w:rPr>
-              <w:t>Arr</w:t>
-            </w:r>
-            <w:proofErr w:type="spellEnd"/>
-            <w:proofErr w:type="gramEnd"/>
-            <w:r>
-              <w:rPr>
-                <w:rFonts w:eastAsia="Arial Unicode MS" w:cs="Arial Unicode MS"/>
-                <w:b/>
-                <w:bCs/>
-                <w:lang w:val="en-US"/>
-              </w:rPr>
-              <w:t xml:space="preserve"> </w:t>
-            </w:r>
-            <w:r>
-              <w:rPr>
-                <w:rFonts w:eastAsia="Arial Unicode MS" w:cs="Arial Unicode MS"/>
-                <w:b/>
-                <w:bCs/>
-              </w:rPr>
-              <w:t>}}</w:t>
-            </w:r>
-          </w:p>
-        </w:tc>
-        <w:tc>
-          <w:tcPr>
-            <w:tcW w:w="2550" w:type="dxa"/>
-            <w:tcBorders>
-              <w:top w:val="single" w:sz="2" w:space="0" w:color="000000"/>
-              <w:left w:val="single" w:sz="2" w:space="0" w:color="000000"/>
-              <w:bottom w:val="single" w:sz="2" w:space="0" w:color="000000"/>
-              <w:right w:val="single" w:sz="2" w:space="0" w:color="000000"/>
-            </w:tcBorders>
-            <w:shd w:val="clear" w:color="auto" w:fill="F5F5F5"/>
-            <w:tcMar>
-              <w:top w:w="80" w:type="dxa"/>
-              <w:left w:w="80" w:type="dxa"/>
-              <w:bottom w:w="80" w:type="dxa"/>
-              <w:right w:w="80" w:type="dxa"/>
-            </w:tcMar>
-          </w:tcPr>
-          <w:p>
-            <w:pPr>
-              <w:pStyle w:val="2"/>
-              <w:rPr>
-                <w:b/>
-                <w:bCs/>
-                <w:sz w:val="18"/>
-                <w:szCs w:val="18"/>
-                <w:lang w:val="en-US"/>
-              </w:rPr>
-            </w:pPr>
-            <w:proofErr w:type="gramStart"/>
-            <w:r>
-              <w:rPr>
-                <w:rFonts w:eastAsia="Arial Unicode MS" w:cs="Arial Unicode MS"/>
-                <w:b/>
-                <w:bCs/>
-                <w:sz w:val="18"/>
-                <w:szCs w:val="18"/>
-              </w:rPr>
-              <w:t>{{</w:t>
-            </w:r>
-            <w:r>
-              <w:rPr>
-                <w:rFonts w:eastAsia="Arial Unicode MS" w:cs="Arial Unicode MS"/>
-                <w:b/>
-                <w:bCs/>
-                <w:sz w:val="18"/>
-                <w:szCs w:val="18"/>
-                <w:lang w:val="en-US"/>
-              </w:rPr>
-              <w:t xml:space="preserve"> </w:t>
-            </w:r>
-            <w:proofErr w:type="spellStart"/>
-            <w:r>
-              <w:rPr>
-                <w:rFonts w:eastAsia="Arial Unicode MS" w:cs="Arial Unicode MS"/>
-                <w:b/>
-                <w:bCs/>
-                <w:sz w:val="18"/>
-                <w:szCs w:val="18"/>
-                <w:lang w:val="en-US"/>
-              </w:rPr>
-              <w:t>dateTimeDep</w:t>
-            </w:r>
-            <w:proofErr w:type="spellEnd"/>
-            <w:proofErr w:type="gramEnd"/>
-            <w:r>
-              <w:rPr>
-                <w:rFonts w:eastAsia="Arial Unicode MS" w:cs="Arial Unicode MS"/>
-                <w:b/>
-                <w:bCs/>
-                <w:sz w:val="18"/>
-                <w:szCs w:val="18"/>
-              </w:rPr>
-              <w:t xml:space="preserve"> </w:t>
-            </w:r>
-            <w:r>
-              <w:rPr>
-                <w:rFonts w:eastAsia="Arial Unicode MS" w:cs="Arial Unicode MS"/>
-                <w:b/>
-                <w:bCs/>
-                <w:sz w:val="18"/>
-                <w:szCs w:val="18"/>
-                <w:lang w:val="en-US"/>
-              </w:rPr>
-              <w:t>}}</w:t>
-            </w:r>
-          </w:p>
-        </w:tc>
-        <w:tc>
-          <w:tcPr>
-            <w:tcW w:w="2552" w:type="dxa"/>
-            <w:tcBorders>
-              <w:top w:val="single" w:sz="2" w:space="0" w:color="000000"/>
-              <w:left w:val="single" w:sz="2" w:space="0" w:color="000000"/>
-              <w:bottom w:val="single" w:sz="2" w:space="0" w:color="000000"/>
-              <w:right w:val="single" w:sz="2" w:space="0" w:color="000000"/>
-            </w:tcBorders>
-            <w:shd w:val="clear" w:color="auto" w:fill="F5F5F5"/>
-            <w:tcMar>
-              <w:top w:w="80" w:type="dxa"/>
-              <w:left w:w="80" w:type="dxa"/>
-              <w:bottom w:w="80" w:type="dxa"/>
-              <w:right w:w="80" w:type="dxa"/>
-            </w:tcMar>
-          </w:tcPr>
-          <w:p>
-            <w:pPr>
-              <w:rPr>
-                <w:b/>
-                <w:bCs/>
-                <w:sz w:val="18"/>
-                <w:szCs w:val="18"/>
-              </w:rPr>
-            </w:pPr>
-            <w:r>
-              <w:rPr>
-                <w:rFonts w:ascii="Helvetica Neue" w:hAnsi="Helvetica Neue" w:cs="Arial Unicode MS"/>
-                <w:b/>
-                <w:bCs/>
-                <w:color w:val="000000"/>
-                <w:sz w:val="18"/>
-                <w:szCs w:val="18"/>
-                <w14:textOutline w14:w="0" w14:cap="flat" w14:cmpd="sng" w14:algn="ctr">
-                  <w14:noFill/>
-                  <w14:prstDash w14:val="solid"/>
-                  <w14:bevel/>
-                </w14:textOutline>
-              </w:rPr>
-              <w:t xml:space="preserve">{{ </w:t>
-            </w:r>
-            <w:proofErr w:type="spellStart"/>
-            <w:r>
-              <w:rPr>
-                <w:rFonts w:ascii="Helvetica Neue" w:hAnsi="Helvetica Neue" w:cs="Arial Unicode MS"/>
-                <w:b/>
-                <w:bCs/>
-                <w:color w:val="000000"/>
-                <w:sz w:val="18"/>
-                <w:szCs w:val="18"/>
-                <w14:textOutline w14:w="0" w14:cap="flat" w14:cmpd="sng" w14:algn="ctr">
-                  <w14:noFill/>
-                  <w14:prstDash w14:val="solid"/>
-                  <w14:bevel/>
-                </w14:textOutline>
-              </w:rPr>
-              <w:t>dateTimeArr</w:t>
-            </w:r>
-            <w:proofErr w:type="spellEnd"/>
-            <w:r>
-              <w:rPr>
-                <w:rFonts w:ascii="Helvetica Neue" w:hAnsi="Helvetica Neue" w:cs="Arial Unicode MS"/>
-                <w:b/>
-                <w:bCs/>
-                <w:color w:val="000000"/>
-                <w:sz w:val="18"/>
-                <w:szCs w:val="18"/>
-                <w14:textOutline w14:w="0" w14:cap="flat" w14:cmpd="sng" w14:algn="ctr">
-                  <w14:noFill/>
-                  <w14:prstDash w14:val="solid"/>
-                  <w14:bevel/>
-                </w14:textOutline>
-              </w:rPr>
-              <w:t xml:space="preserve"> </w:t>
-            </w:r>
-            <w:r>
-              <w:rPr>
-                <w:rFonts w:ascii="Helvetica Neue" w:hAnsi="Helvetica Neue" w:cs="Arial Unicode MS"/>
-                <w:b/>
-                <w:bCs/>
-                <w:color w:val="000000"/>
-                <w:sz w:val="18"/>
-                <w:szCs w:val="18"/>
-                <w14:textOutline w14:w="0" w14:cap="flat" w14:cmpd="sng" w14:algn="ctr">
-                  <w14:noFill/>
-                  <w14:prstDash w14:val="solid"/>
-                  <w14:bevel/>
-                </w14:textOutline>
-              </w:rPr>
-              <w:t>}}</w:t>
-            </w:r>
-          </w:p>
-        </w:tc>
-        <w:tc>
-          <w:tcPr>
-            <w:tcW w:w="1701" w:type="dxa"/>
-          </w:tcPr>
-          <w:p>
-            <w:pPr>
-              <w:rPr>
-                <w:rFonts w:ascii="Helvetica Neue" w:hAnsi="Helvetica Neue" w:cs="Arial Unicode MS"/>
-                <w:b/>
-                <w:bCs/>
-                <w:color w:val="000000"/>
-                <w:sz w:val="16"/>
-                <w:szCs w:val="16"/>
-                <w14:textOutline w14:w="0" w14:cap="flat" w14:cmpd="sng" w14:algn="ctr">
-                  <w14:noFill/>
-                  <w14:prstDash w14:val="solid"/>
-                  <w14:bevel/>
-                </w14:textOutline>
-              </w:rPr>
-            </w:pPr>
-            <w:r>
-              <w:rPr>
-                <w:rFonts w:ascii="Helvetica Neue" w:hAnsi="Helvetica Neue" w:cs="Arial Unicode MS"/>
-                <w:b/>
-                <w:bCs/>
-                <w:color w:val="000000"/>
-                <w:sz w:val="20"/>
-                <w:szCs w:val="20"/>
-                <w14:textOutline w14:w="0" w14:cap="flat" w14:cmpd="sng" w14:algn="ctr">
-                  <w14:noFill/>
-                  <w14:prstDash w14:val="solid"/>
-                  <w14:bevel/>
-                </w14:textOutline>
-              </w:rPr>
-              <w:t>{{ status }}</w:t>
-            </w:r>
-          </w:p>
-        </w:tc>
-        <w:tc>
-          <w:tcPr>
-            <w:tcW w:w="1134" w:type="dxa"/>
-          </w:tcPr>
-          <w:p>
-            <w:pPr>
-              <w:jc w:val="center"/>
-              <w:rPr>
-                <w:rFonts w:ascii="Helvetica Neue" w:hAnsi="Helvetica Neue" w:cs="Arial Unicode MS"/>
-                <w:b/>
-                <w:bCs/>
-                <w:color w:val="000000"/>
-                <w:sz w:val="20"/>
-                <w:szCs w:val="20"/>
-                <w14:textOutline w14:w="0" w14:cap="flat" w14:cmpd="sng" w14:algn="ctr">
-                  <w14:noFill/>
-                  <w14:prstDash w14:val="solid"/>
-                  <w14:bevel/>
-                </w14:textOutline>
-              </w:rPr>
-            </w:pPr>
-            <w:r>
-              <w:rPr>
-                <w:rFonts w:ascii="Helvetica Neue" w:hAnsi="Helvetica Neue" w:cs="Arial Unicode MS"/>
-                <w:b/>
-                <w:bCs/>
-                <w:color w:val="000000"/>
-                <w:sz w:val="20"/>
-                <w:szCs w:val="20"/>
-                <w14:textOutline w14:w="0" w14:cap="flat" w14:cmpd="sng" w14:algn="ctr">
-                  <w14:noFill/>
-                  <w14:prstDash w14:val="solid"/>
-                  <w14:bevel/>
-                </w14:textOutline>
-              </w:rPr>
-              <w:t xml:space="preserve">{{ </w:t>
-            </w:r>
-            <w:r>
-              <w:rPr>
-                <w:rFonts w:ascii="Helvetica Neue" w:hAnsi="Helvetica Neue" w:cs="Arial Unicode MS"/>
-                <w:b/>
-                <w:bCs/>
-                <w:color w:val="000000"/>
-                <w:sz w:val="20"/>
-                <w:szCs w:val="20"/>
-                <w14:textOutline w14:w="0" w14:cap="flat" w14:cmpd="sng" w14:algn="ctr">
-                  <w14:noFill/>
-                  <w14:prstDash w14:val="solid"/>
-                  <w14:bevel/>
-                </w14:textOutline>
-              </w:rPr>
-              <w:t>delay</w:t>
-            </w:r>
-            <w:r>
-              <w:rPr>
-                <w:rFonts w:ascii="Helvetica Neue" w:hAnsi="Helvetica Neue" w:cs="Arial Unicode MS"/>
-                <w:b/>
-                <w:bCs/>
-                <w:color w:val="000000"/>
-                <w:sz w:val="20"/>
-                <w:szCs w:val="20"/>
-                <w14:textOutline w14:w="0" w14:cap="flat" w14:cmpd="sng" w14:algn="ctr">
-                  <w14:noFill/>
-                  <w14:prstDash w14:val="solid"/>
-                  <w14:bevel/>
-                </w14:textOutline>
-              </w:rPr>
-              <w:t xml:space="preserve"> }}</w:t>
-            </w:r>
-          </w:p>
-        </w:tc>
-        <w:tc>
-          <w:tcPr>
-            <w:tcW w:w="2410" w:type="dxa"/>
-          </w:tcPr>
-          <w:p>
-            <w:pPr>
-              <w:rPr>
-                <w:rFonts w:ascii="Helvetica Neue" w:hAnsi="Helvetica Neue" w:cs="Arial Unicode MS"/>
-                <w:b/>
-                <w:bCs/>
-                <w:color w:val="000000"/>
-                <w:sz w:val="20"/>
-                <w:szCs w:val="20"/>
-                <w14:textOutline w14:w="0" w14:cap="flat" w14:cmpd="sng" w14:algn="ctr">
-                  <w14:noFill/>
-                  <w14:prstDash w14:val="solid"/>
-                  <w14:bevel/>
-                </w14:textOutline>
-              </w:rPr>
-            </w:pPr>
-            <w:r>
-              <w:rPr>
-                <w:rFonts w:ascii="Helvetica Neue" w:hAnsi="Helvetica Neue" w:cs="Arial Unicode MS"/>
-                <w:b/>
-                <w:bCs/>
-                <w:color w:val="000000"/>
-                <w:sz w:val="20"/>
-                <w:szCs w:val="20"/>
-                <w14:textOutline w14:w="0" w14:cap="flat" w14:cmpd="sng" w14:algn="ctr">
-                  <w14:noFill/>
-                  <w14:prstDash w14:val="solid"/>
-                  <w14:bevel/>
-                </w14:textOutline>
-              </w:rPr>
-              <w:t xml:space="preserve">{{ </w:t>
-            </w:r>
-            <w:r>
-              <w:rPr>
-                <w:rFonts w:ascii="Helvetica Neue" w:hAnsi="Helvetica Neue" w:cs="Arial Unicode MS"/>
-                <w:b/>
-                <w:bCs/>
-                <w:color w:val="000000"/>
-                <w:sz w:val="20"/>
-                <w:szCs w:val="20"/>
-                <w14:textOutline w14:w="0" w14:cap="flat" w14:cmpd="sng" w14:algn="ctr">
-                  <w14:noFill/>
-                  <w14:prstDash w14:val="solid"/>
-                  <w14:bevel/>
-                </w14:textOutline>
-              </w:rPr>
-              <w:t>reason</w:t>
-            </w:r>
-            <w:r>
-              <w:rPr>
-                <w:rFonts w:ascii="Helvetica Neue" w:hAnsi="Helvetica Neue" w:cs="Arial Unicode MS"/>
-                <w:b/>
-                <w:bCs/>
-                <w:color w:val="000000"/>
-                <w:sz w:val="20"/>
-                <w:szCs w:val="20"/>
-                <w14:textOutline w14:w="0" w14:cap="flat" w14:cmpd="sng" w14:algn="ctr">
-                  <w14:noFill/>
-                  <w14:prstDash w14:val="solid"/>
-                  <w14:bevel/>
-                </w14:textOutline>
-              </w:rPr>
-              <w:t xml:space="preserve"> }}</w:t>
-            </w:r>
-          </w:p>
-        </w:tc>
-      </w:tr>
-    </w:tbl>
-    <w:p>
-      <w:pPr>
-        <w:pStyle w:val="a5"/>
-        <w:rPr>
-          <w:rFonts w:ascii="Times New Roman" w:hAnsi="Times New Roman" w:cs="Times New Roman"/>
-          <w:sz w:val="36"/>
-          <w:szCs w:val="36"/>
-          <w:lang w:val="en-US"/>
-        </w:rPr>
-      </w:pPr>
     </w:p>
     <w:p>
       <w:pPr>
